--- a/docs/MediKit_Twin_AURIX_시나리오서.docx
+++ b/docs/MediKit_Twin_AURIX_시나리오서.docx
@@ -584,7 +584,7 @@
                 <w:sz w:val="17"/>
                 <w:szCs w:val="17"/>
               </w:rPr>
-              <w:t xml:space="preserve">자재 선반(A·B·C), 로봇암 A, 지그</w:t>
+              <w:t xml:space="preserve">자재 선반(3행 4열: A=EM, B=BL, C=DX / 열=재료 박스), 로봇암 A, 지그</w:t>
             </w:r>
           </w:p>
         </w:tc>
@@ -8811,7 +8811,7 @@
                 <w:sz w:val="17"/>
                 <w:szCs w:val="17"/>
               </w:rPr>
-              <w:t xml:space="preserve">DX 테스트 카세트 재고를 4개로 설정(DX 키트 1개에 2개 필요). 보충 대기 30초, 보충 수량 20개.</w:t>
+              <w:t xml:space="preserve">DX 테스트 카세트(선반 C-3) 재고를 2개로 설정(DX 키트 1개에 1개 필요). 보충 대기 30초, 보충 수량 20개.</w:t>
             </w:r>
           </w:p>
         </w:tc>
@@ -9162,7 +9162,7 @@
                 <w:sz w:val="17"/>
                 <w:szCs w:val="17"/>
               </w:rPr>
-              <w:t xml:space="preserve">DX 키트 2개를 만들며 카세트 4개를 모두 사용</w:t>
+              <w:t xml:space="preserve">DX 키트 2개를 만들며 카세트 2개를 모두 사용</w:t>
             </w:r>
           </w:p>
         </w:tc>
@@ -9296,7 +9296,7 @@
                 <w:sz w:val="17"/>
                 <w:szCs w:val="17"/>
               </w:rPr>
-              <w:t xml:space="preserve">DX 세 번째 키트에서 카세트 재고 0을 감지</w:t>
+              <w:t xml:space="preserve">DX 세 번째 키트에서 swab·buffer_vial을 담은 뒤 카세트(C-3) 재고 0을 감지</w:t>
             </w:r>
           </w:p>
         </w:tc>
@@ -9428,7 +9428,7 @@
                 <w:sz w:val="17"/>
                 <w:szCs w:val="17"/>
               </w:rPr>
-              <w:t xml:space="preserve">지그의 반쯤 담긴 박스를 제거하고 담겨 있던 구성품을 재고로 되돌림</w:t>
+              <w:t xml:space="preserve">지그의 반쯤 담긴 박스를 제거하고 담겨 있던 구성품 2개(swab, buffer_vial)를 재고로 되돌림</w:t>
             </w:r>
           </w:p>
         </w:tc>

--- a/docs/MediKit_Twin_AURIX_시나리오서.docx
+++ b/docs/MediKit_Twin_AURIX_시나리오서.docx
@@ -8811,7 +8811,7 @@
                 <w:sz w:val="17"/>
                 <w:szCs w:val="17"/>
               </w:rPr>
-              <w:t xml:space="preserve">DX 테스트 카세트(선반 C-3) 재고를 2개로 설정(DX 키트 1개에 1개 필요). 보충 대기 30초, 보충 수량 20개.</w:t>
+              <w:t xml:space="preserve">DX 테스트 카세트(선반 C-3) 재고를 2개로 설정(DX 키트 1개에 1개 필요). 누락 확률 0%, 고정 누락 없음. 보충 대기 30초, 보충 수량 20개.</w:t>
             </w:r>
           </w:p>
         </w:tc>

--- a/docs/MediKit_Twin_AURIX_시나리오서.docx
+++ b/docs/MediKit_Twin_AURIX_시나리오서.docx
@@ -3523,6 +3523,137 @@
                 <w:szCs w:val="17"/>
               </w:rPr>
               <w:t xml:space="preserve">10/30 판단 후</w:t>
+            </w:r>
+          </w:p>
+        </w:tc>
+      </w:tr>
+      <w:tr>
+        <w:tc>
+          <w:tcPr>
+            <w:tcW w:type="dxa" w:w="1000"/>
+            <w:tcBorders>
+              <w:top w:val="single" w:color="DEDEDE" w:sz="6"/>
+              <w:left w:val="single" w:color="DEDEDE" w:sz="6"/>
+              <w:bottom w:val="single" w:color="DEDEDE" w:sz="6"/>
+              <w:right w:val="single" w:color="DEDEDE" w:sz="6"/>
+            </w:tcBorders>
+            <w:tcMar>
+              <w:top w:type="dxa" w:w="70"/>
+              <w:left w:type="dxa" w:w="110"/>
+              <w:bottom w:type="dxa" w:w="70"/>
+              <w:right w:type="dxa" w:w="110"/>
+            </w:tcMar>
+            <w:vAlign w:val="center"/>
+          </w:tcPr>
+          <w:p>
+            <w:pPr>
+              <w:spacing w:after="0" w:before="0" w:line="260"/>
+              <w:jc w:val="center"/>
+            </w:pPr>
+            <w:r>
+              <w:rPr>
+                <w:rFonts w:ascii="맑은 고딕" w:cs="맑은 고딕" w:eastAsia="맑은 고딕" w:hAnsi="맑은 고딕"/>
+                <w:color w:val="3C3429"/>
+                <w:sz w:val="17"/>
+                <w:szCs w:val="17"/>
+              </w:rPr>
+              <w:t xml:space="preserve">S8</w:t>
+            </w:r>
+          </w:p>
+        </w:tc>
+        <w:tc>
+          <w:tcPr>
+            <w:tcW w:type="dxa" w:w="2500"/>
+            <w:tcBorders>
+              <w:top w:val="single" w:color="DEDEDE" w:sz="6"/>
+              <w:left w:val="single" w:color="DEDEDE" w:sz="6"/>
+              <w:bottom w:val="single" w:color="DEDEDE" w:sz="6"/>
+              <w:right w:val="single" w:color="DEDEDE" w:sz="6"/>
+            </w:tcBorders>
+            <w:tcMar>
+              <w:top w:type="dxa" w:w="70"/>
+              <w:left w:type="dxa" w:w="110"/>
+              <w:bottom w:type="dxa" w:w="70"/>
+              <w:right w:type="dxa" w:w="110"/>
+            </w:tcMar>
+            <w:vAlign w:val="center"/>
+          </w:tcPr>
+          <w:p>
+            <w:pPr>
+              <w:spacing w:after="0" w:before="0" w:line="260"/>
+            </w:pPr>
+            <w:r>
+              <w:rPr>
+                <w:rFonts w:ascii="맑은 고딕" w:cs="맑은 고딕" w:eastAsia="맑은 고딕" w:hAnsi="맑은 고딕"/>
+                <w:color w:val="3C3429"/>
+                <w:sz w:val="17"/>
+                <w:szCs w:val="17"/>
+              </w:rPr>
+              <w:t xml:space="preserve">통합 시연 (누락 + 재고 소진)</w:t>
+            </w:r>
+          </w:p>
+        </w:tc>
+        <w:tc>
+          <w:tcPr>
+            <w:tcW w:type="dxa" w:w="4146"/>
+            <w:tcBorders>
+              <w:top w:val="single" w:color="DEDEDE" w:sz="6"/>
+              <w:left w:val="single" w:color="DEDEDE" w:sz="6"/>
+              <w:bottom w:val="single" w:color="DEDEDE" w:sz="6"/>
+              <w:right w:val="single" w:color="DEDEDE" w:sz="6"/>
+            </w:tcBorders>
+            <w:tcMar>
+              <w:top w:type="dxa" w:w="70"/>
+              <w:left w:type="dxa" w:w="110"/>
+              <w:bottom w:type="dxa" w:w="70"/>
+              <w:right w:type="dxa" w:w="110"/>
+            </w:tcMar>
+            <w:vAlign w:val="center"/>
+          </w:tcPr>
+          <w:p>
+            <w:pPr>
+              <w:spacing w:after="0" w:before="0" w:line="260"/>
+            </w:pPr>
+            <w:r>
+              <w:rPr>
+                <w:rFonts w:ascii="맑은 고딕" w:cs="맑은 고딕" w:eastAsia="맑은 고딕" w:hAnsi="맑은 고딕"/>
+                <w:color w:val="3C3429"/>
+                <w:sz w:val="17"/>
+                <w:szCs w:val="17"/>
+              </w:rPr>
+              <w:t xml:space="preserve">누락 처리와 재고 소진·복구가 한 실행에서 겹쳐도 끝까지 처리</w:t>
+            </w:r>
+          </w:p>
+        </w:tc>
+        <w:tc>
+          <w:tcPr>
+            <w:tcW w:type="dxa" w:w="2100"/>
+            <w:tcBorders>
+              <w:top w:val="single" w:color="DEDEDE" w:sz="6"/>
+              <w:left w:val="single" w:color="DEDEDE" w:sz="6"/>
+              <w:bottom w:val="single" w:color="DEDEDE" w:sz="6"/>
+              <w:right w:val="single" w:color="DEDEDE" w:sz="6"/>
+            </w:tcBorders>
+            <w:tcMar>
+              <w:top w:type="dxa" w:w="70"/>
+              <w:left w:type="dxa" w:w="110"/>
+              <w:bottom w:type="dxa" w:w="70"/>
+              <w:right w:type="dxa" w:w="110"/>
+            </w:tcMar>
+            <w:vAlign w:val="center"/>
+          </w:tcPr>
+          <w:p>
+            <w:pPr>
+              <w:spacing w:after="0" w:before="0" w:line="260"/>
+            </w:pPr>
+            <w:r>
+              <w:rPr>
+                <w:rFonts w:ascii="맑은 고딕" w:cs="맑은 고딕" w:eastAsia="맑은 고딕" w:hAnsi="맑은 고딕"/>
+                <w:color w:val="3C3429"/>
+                <w:sz w:val="17"/>
+                <w:szCs w:val="17"/>
+              </w:rPr>
+              <w:t xml:space="preserve">11/3</w:t>
             </w:r>
           </w:p>
         </w:tc>
@@ -13219,6 +13350,1502 @@
           <w:szCs w:val="17"/>
         </w:rPr>
         <w:t xml:space="preserve">연결이 끊기면 로봇암 A는 Unity 단독 제어로 돌아간다.</w:t>
+      </w:r>
+    </w:p>
+    <w:p>
+      <w:pPr>
+        <w:spacing w:after="160" w:line="120"/>
+      </w:pPr>
+    </w:p>
+    <w:p>
+      <w:pPr>
+        <w:pStyle w:val="Heading2"/>
+        <w:pBdr>
+          <w:left w:val="single" w:color="D9A441" w:sz="24" w:space="8"/>
+        </w:pBdr>
+        <w:spacing w:after="180" w:before="380" w:line="280"/>
+        <w:ind w:left="140"/>
+      </w:pPr>
+      <w:r>
+        <w:rPr>
+          <w:rFonts w:ascii="맑은 고딕" w:cs="맑은 고딕" w:eastAsia="맑은 고딕" w:hAnsi="맑은 고딕"/>
+          <w:b/>
+          <w:bCs/>
+          <w:color w:val="241B12"/>
+          <w:sz w:val="26"/>
+          <w:szCs w:val="26"/>
+        </w:rPr>
+        <w:t xml:space="preserve">S8 통합 시연 (누락 + 재고 소진)</w:t>
+      </w:r>
+    </w:p>
+    <w:tbl>
+      <w:tblPr>
+        <w:tblW w:type="dxa" w:w="9746"/>
+        <w:tblBorders>
+          <w:top w:val="single" w:color="DEDEDE" w:sz="6"/>
+          <w:left w:val="single" w:color="DEDEDE" w:sz="6"/>
+          <w:bottom w:val="single" w:color="DEDEDE" w:sz="6"/>
+          <w:right w:val="single" w:color="DEDEDE" w:sz="6"/>
+          <w:insideH w:val="single" w:color="DEDEDE" w:sz="6"/>
+          <w:insideV w:val="single" w:color="DEDEDE" w:sz="6"/>
+        </w:tblBorders>
+      </w:tblPr>
+      <w:tblGrid>
+        <w:gridCol w:w="2200"/>
+        <w:gridCol w:w="7546"/>
+      </w:tblGrid>
+      <w:tr>
+        <w:trPr>
+          <w:tblHeader/>
+        </w:trPr>
+        <w:tc>
+          <w:tcPr>
+            <w:tcW w:type="dxa" w:w="2200"/>
+            <w:tcBorders>
+              <w:top w:val="single" w:color="49361D" w:sz="6"/>
+              <w:left w:val="single" w:color="49361D" w:sz="6"/>
+              <w:bottom w:val="single" w:color="49361D" w:sz="6"/>
+              <w:right w:val="single" w:color="49361D" w:sz="6"/>
+            </w:tcBorders>
+            <w:shd w:fill="241B12" w:color="auto" w:val="clear"/>
+            <w:tcMar>
+              <w:top w:type="dxa" w:w="90"/>
+              <w:left w:type="dxa" w:w="110"/>
+              <w:bottom w:type="dxa" w:w="90"/>
+              <w:right w:type="dxa" w:w="110"/>
+            </w:tcMar>
+            <w:vAlign w:val="center"/>
+          </w:tcPr>
+          <w:p>
+            <w:pPr>
+              <w:spacing w:after="0" w:before="0" w:line="260"/>
+            </w:pPr>
+            <w:r>
+              <w:rPr>
+                <w:rFonts w:ascii="맑은 고딕" w:cs="맑은 고딕" w:eastAsia="맑은 고딕" w:hAnsi="맑은 고딕"/>
+                <w:b/>
+                <w:bCs/>
+                <w:color w:val="F4CF87"/>
+                <w:sz w:val="17"/>
+                <w:szCs w:val="17"/>
+              </w:rPr>
+              <w:t xml:space="preserve">항목</w:t>
+            </w:r>
+          </w:p>
+        </w:tc>
+        <w:tc>
+          <w:tcPr>
+            <w:tcW w:type="dxa" w:w="7546"/>
+            <w:tcBorders>
+              <w:top w:val="single" w:color="49361D" w:sz="6"/>
+              <w:left w:val="single" w:color="49361D" w:sz="6"/>
+              <w:bottom w:val="single" w:color="49361D" w:sz="6"/>
+              <w:right w:val="single" w:color="49361D" w:sz="6"/>
+            </w:tcBorders>
+            <w:shd w:fill="241B12" w:color="auto" w:val="clear"/>
+            <w:tcMar>
+              <w:top w:type="dxa" w:w="90"/>
+              <w:left w:type="dxa" w:w="110"/>
+              <w:bottom w:type="dxa" w:w="90"/>
+              <w:right w:type="dxa" w:w="110"/>
+            </w:tcMar>
+            <w:vAlign w:val="center"/>
+          </w:tcPr>
+          <w:p>
+            <w:pPr>
+              <w:spacing w:after="0" w:before="0" w:line="260"/>
+            </w:pPr>
+            <w:r>
+              <w:rPr>
+                <w:rFonts w:ascii="맑은 고딕" w:cs="맑은 고딕" w:eastAsia="맑은 고딕" w:hAnsi="맑은 고딕"/>
+                <w:b/>
+                <w:bCs/>
+                <w:color w:val="F4CF87"/>
+                <w:sz w:val="17"/>
+                <w:szCs w:val="17"/>
+              </w:rPr>
+              <w:t xml:space="preserve">내용</w:t>
+            </w:r>
+          </w:p>
+        </w:tc>
+      </w:tr>
+      <w:tr>
+        <w:tc>
+          <w:tcPr>
+            <w:tcW w:type="dxa" w:w="2200"/>
+            <w:tcBorders>
+              <w:top w:val="single" w:color="DEDEDE" w:sz="6"/>
+              <w:left w:val="single" w:color="DEDEDE" w:sz="6"/>
+              <w:bottom w:val="single" w:color="DEDEDE" w:sz="6"/>
+              <w:right w:val="single" w:color="DEDEDE" w:sz="6"/>
+            </w:tcBorders>
+            <w:tcMar>
+              <w:top w:type="dxa" w:w="70"/>
+              <w:left w:type="dxa" w:w="110"/>
+              <w:bottom w:type="dxa" w:w="70"/>
+              <w:right w:type="dxa" w:w="110"/>
+            </w:tcMar>
+            <w:vAlign w:val="center"/>
+          </w:tcPr>
+          <w:p>
+            <w:pPr>
+              <w:spacing w:after="0" w:before="0" w:line="260"/>
+            </w:pPr>
+            <w:r>
+              <w:rPr>
+                <w:rFonts w:ascii="맑은 고딕" w:cs="맑은 고딕" w:eastAsia="맑은 고딕" w:hAnsi="맑은 고딕"/>
+                <w:color w:val="3C3429"/>
+                <w:sz w:val="17"/>
+                <w:szCs w:val="17"/>
+              </w:rPr>
+              <w:t xml:space="preserve">목적</w:t>
+            </w:r>
+          </w:p>
+        </w:tc>
+        <w:tc>
+          <w:tcPr>
+            <w:tcW w:type="dxa" w:w="7546"/>
+            <w:tcBorders>
+              <w:top w:val="single" w:color="DEDEDE" w:sz="6"/>
+              <w:left w:val="single" w:color="DEDEDE" w:sz="6"/>
+              <w:bottom w:val="single" w:color="DEDEDE" w:sz="6"/>
+              <w:right w:val="single" w:color="DEDEDE" w:sz="6"/>
+            </w:tcBorders>
+            <w:tcMar>
+              <w:top w:type="dxa" w:w="70"/>
+              <w:left w:type="dxa" w:w="110"/>
+              <w:bottom w:type="dxa" w:w="70"/>
+              <w:right w:type="dxa" w:w="110"/>
+            </w:tcMar>
+            <w:vAlign w:val="center"/>
+          </w:tcPr>
+          <w:p>
+            <w:pPr>
+              <w:spacing w:after="0" w:before="0" w:line="260"/>
+            </w:pPr>
+            <w:r>
+              <w:rPr>
+                <w:rFonts w:ascii="맑은 고딕" w:cs="맑은 고딕" w:eastAsia="맑은 고딕" w:hAnsi="맑은 고딕"/>
+                <w:color w:val="3C3429"/>
+                <w:sz w:val="17"/>
+                <w:szCs w:val="17"/>
+              </w:rPr>
+              <w:t xml:space="preserve">누락 처리와 재고 소진·복구가 한 실행에서 함께 일어나도 셀이 멈추지 않고 모든 키트가 끝까지 처리되는지 확인한다(NFR-05).</w:t>
+            </w:r>
+          </w:p>
+        </w:tc>
+      </w:tr>
+      <w:tr>
+        <w:tc>
+          <w:tcPr>
+            <w:tcW w:type="dxa" w:w="2200"/>
+            <w:tcBorders>
+              <w:top w:val="single" w:color="DEDEDE" w:sz="6"/>
+              <w:left w:val="single" w:color="DEDEDE" w:sz="6"/>
+              <w:bottom w:val="single" w:color="DEDEDE" w:sz="6"/>
+              <w:right w:val="single" w:color="DEDEDE" w:sz="6"/>
+            </w:tcBorders>
+            <w:shd w:fill="FAFAFA" w:color="auto" w:val="clear"/>
+            <w:tcMar>
+              <w:top w:type="dxa" w:w="70"/>
+              <w:left w:type="dxa" w:w="110"/>
+              <w:bottom w:type="dxa" w:w="70"/>
+              <w:right w:type="dxa" w:w="110"/>
+            </w:tcMar>
+            <w:vAlign w:val="center"/>
+          </w:tcPr>
+          <w:p>
+            <w:pPr>
+              <w:spacing w:after="0" w:before="0" w:line="260"/>
+            </w:pPr>
+            <w:r>
+              <w:rPr>
+                <w:rFonts w:ascii="맑은 고딕" w:cs="맑은 고딕" w:eastAsia="맑은 고딕" w:hAnsi="맑은 고딕"/>
+                <w:color w:val="3C3429"/>
+                <w:sz w:val="17"/>
+                <w:szCs w:val="17"/>
+              </w:rPr>
+              <w:t xml:space="preserve">관련 요구사항</w:t>
+            </w:r>
+          </w:p>
+        </w:tc>
+        <w:tc>
+          <w:tcPr>
+            <w:tcW w:type="dxa" w:w="7546"/>
+            <w:tcBorders>
+              <w:top w:val="single" w:color="DEDEDE" w:sz="6"/>
+              <w:left w:val="single" w:color="DEDEDE" w:sz="6"/>
+              <w:bottom w:val="single" w:color="DEDEDE" w:sz="6"/>
+              <w:right w:val="single" w:color="DEDEDE" w:sz="6"/>
+            </w:tcBorders>
+            <w:shd w:fill="FAFAFA" w:color="auto" w:val="clear"/>
+            <w:tcMar>
+              <w:top w:type="dxa" w:w="70"/>
+              <w:left w:type="dxa" w:w="110"/>
+              <w:bottom w:type="dxa" w:w="70"/>
+              <w:right w:type="dxa" w:w="110"/>
+            </w:tcMar>
+            <w:vAlign w:val="center"/>
+          </w:tcPr>
+          <w:p>
+            <w:pPr>
+              <w:spacing w:after="0" w:before="0" w:line="260"/>
+            </w:pPr>
+            <w:r>
+              <w:rPr>
+                <w:rFonts w:ascii="맑은 고딕" w:cs="맑은 고딕" w:eastAsia="맑은 고딕" w:hAnsi="맑은 고딕"/>
+                <w:color w:val="3C3429"/>
+                <w:sz w:val="17"/>
+                <w:szCs w:val="17"/>
+              </w:rPr>
+              <w:t xml:space="preserve">FR-04, FR-06, FR-09, FR-13, NFR-05 / TC-06, TC-13, TC-23</w:t>
+            </w:r>
+          </w:p>
+        </w:tc>
+      </w:tr>
+      <w:tr>
+        <w:tc>
+          <w:tcPr>
+            <w:tcW w:type="dxa" w:w="2200"/>
+            <w:tcBorders>
+              <w:top w:val="single" w:color="DEDEDE" w:sz="6"/>
+              <w:left w:val="single" w:color="DEDEDE" w:sz="6"/>
+              <w:bottom w:val="single" w:color="DEDEDE" w:sz="6"/>
+              <w:right w:val="single" w:color="DEDEDE" w:sz="6"/>
+            </w:tcBorders>
+            <w:tcMar>
+              <w:top w:type="dxa" w:w="70"/>
+              <w:left w:type="dxa" w:w="110"/>
+              <w:bottom w:type="dxa" w:w="70"/>
+              <w:right w:type="dxa" w:w="110"/>
+            </w:tcMar>
+            <w:vAlign w:val="center"/>
+          </w:tcPr>
+          <w:p>
+            <w:pPr>
+              <w:spacing w:after="0" w:before="0" w:line="260"/>
+            </w:pPr>
+            <w:r>
+              <w:rPr>
+                <w:rFonts w:ascii="맑은 고딕" w:cs="맑은 고딕" w:eastAsia="맑은 고딕" w:hAnsi="맑은 고딕"/>
+                <w:color w:val="3C3429"/>
+                <w:sz w:val="17"/>
+                <w:szCs w:val="17"/>
+              </w:rPr>
+              <w:t xml:space="preserve">담당</w:t>
+            </w:r>
+          </w:p>
+        </w:tc>
+        <w:tc>
+          <w:tcPr>
+            <w:tcW w:type="dxa" w:w="7546"/>
+            <w:tcBorders>
+              <w:top w:val="single" w:color="DEDEDE" w:sz="6"/>
+              <w:left w:val="single" w:color="DEDEDE" w:sz="6"/>
+              <w:bottom w:val="single" w:color="DEDEDE" w:sz="6"/>
+              <w:right w:val="single" w:color="DEDEDE" w:sz="6"/>
+            </w:tcBorders>
+            <w:tcMar>
+              <w:top w:type="dxa" w:w="70"/>
+              <w:left w:type="dxa" w:w="110"/>
+              <w:bottom w:type="dxa" w:w="70"/>
+              <w:right w:type="dxa" w:w="110"/>
+            </w:tcMar>
+            <w:vAlign w:val="center"/>
+          </w:tcPr>
+          <w:p>
+            <w:pPr>
+              <w:spacing w:after="0" w:before="0" w:line="260"/>
+            </w:pPr>
+            <w:r>
+              <w:rPr>
+                <w:rFonts w:ascii="맑은 고딕" w:cs="맑은 고딕" w:eastAsia="맑은 고딕" w:hAnsi="맑은 고딕"/>
+                <w:color w:val="3C3429"/>
+                <w:sz w:val="17"/>
+                <w:szCs w:val="17"/>
+              </w:rPr>
+              <w:t xml:space="preserve">최치언, 도희정</w:t>
+            </w:r>
+          </w:p>
+        </w:tc>
+      </w:tr>
+      <w:tr>
+        <w:tc>
+          <w:tcPr>
+            <w:tcW w:type="dxa" w:w="2200"/>
+            <w:tcBorders>
+              <w:top w:val="single" w:color="DEDEDE" w:sz="6"/>
+              <w:left w:val="single" w:color="DEDEDE" w:sz="6"/>
+              <w:bottom w:val="single" w:color="DEDEDE" w:sz="6"/>
+              <w:right w:val="single" w:color="DEDEDE" w:sz="6"/>
+            </w:tcBorders>
+            <w:shd w:fill="FAFAFA" w:color="auto" w:val="clear"/>
+            <w:tcMar>
+              <w:top w:type="dxa" w:w="70"/>
+              <w:left w:type="dxa" w:w="110"/>
+              <w:bottom w:type="dxa" w:w="70"/>
+              <w:right w:type="dxa" w:w="110"/>
+            </w:tcMar>
+            <w:vAlign w:val="center"/>
+          </w:tcPr>
+          <w:p>
+            <w:pPr>
+              <w:spacing w:after="0" w:before="0" w:line="260"/>
+            </w:pPr>
+            <w:r>
+              <w:rPr>
+                <w:rFonts w:ascii="맑은 고딕" w:cs="맑은 고딕" w:eastAsia="맑은 고딕" w:hAnsi="맑은 고딕"/>
+                <w:color w:val="3C3429"/>
+                <w:sz w:val="17"/>
+                <w:szCs w:val="17"/>
+              </w:rPr>
+              <w:t xml:space="preserve">사전 조건</w:t>
+            </w:r>
+          </w:p>
+        </w:tc>
+        <w:tc>
+          <w:tcPr>
+            <w:tcW w:type="dxa" w:w="7546"/>
+            <w:tcBorders>
+              <w:top w:val="single" w:color="DEDEDE" w:sz="6"/>
+              <w:left w:val="single" w:color="DEDEDE" w:sz="6"/>
+              <w:bottom w:val="single" w:color="DEDEDE" w:sz="6"/>
+              <w:right w:val="single" w:color="DEDEDE" w:sz="6"/>
+            </w:tcBorders>
+            <w:shd w:fill="FAFAFA" w:color="auto" w:val="clear"/>
+            <w:tcMar>
+              <w:top w:type="dxa" w:w="70"/>
+              <w:left w:type="dxa" w:w="110"/>
+              <w:bottom w:type="dxa" w:w="70"/>
+              <w:right w:type="dxa" w:w="110"/>
+            </w:tcMar>
+            <w:vAlign w:val="center"/>
+          </w:tcPr>
+          <w:p>
+            <w:pPr>
+              <w:spacing w:after="0" w:before="0" w:line="260"/>
+            </w:pPr>
+            <w:r>
+              <w:rPr>
+                <w:rFonts w:ascii="맑은 고딕" w:cs="맑은 고딕" w:eastAsia="맑은 고딕" w:hAnsi="맑은 고딕"/>
+                <w:color w:val="3C3429"/>
+                <w:sz w:val="17"/>
+                <w:szCs w:val="17"/>
+              </w:rPr>
+              <w:t xml:space="preserve">누락 확률 0%, 고정 누락 키트 순번 3, 고정 누락 슬롯 2(buffer_vial). DX 테스트 카세트(선반 C-3) 재고 4개, 보충 대기 30초, 보충 수량 20개. 랜덤 시드 고정.</w:t>
+            </w:r>
+          </w:p>
+        </w:tc>
+      </w:tr>
+      <w:tr>
+        <w:tc>
+          <w:tcPr>
+            <w:tcW w:type="dxa" w:w="2200"/>
+            <w:tcBorders>
+              <w:top w:val="single" w:color="DEDEDE" w:sz="6"/>
+              <w:left w:val="single" w:color="DEDEDE" w:sz="6"/>
+              <w:bottom w:val="single" w:color="DEDEDE" w:sz="6"/>
+              <w:right w:val="single" w:color="DEDEDE" w:sz="6"/>
+            </w:tcBorders>
+            <w:tcMar>
+              <w:top w:type="dxa" w:w="70"/>
+              <w:left w:type="dxa" w:w="110"/>
+              <w:bottom w:type="dxa" w:w="70"/>
+              <w:right w:type="dxa" w:w="110"/>
+            </w:tcMar>
+            <w:vAlign w:val="center"/>
+          </w:tcPr>
+          <w:p>
+            <w:pPr>
+              <w:spacing w:after="0" w:before="0" w:line="260"/>
+            </w:pPr>
+            <w:r>
+              <w:rPr>
+                <w:rFonts w:ascii="맑은 고딕" w:cs="맑은 고딕" w:eastAsia="맑은 고딕" w:hAnsi="맑은 고딕"/>
+                <w:color w:val="3C3429"/>
+                <w:sz w:val="17"/>
+                <w:szCs w:val="17"/>
+              </w:rPr>
+              <w:t xml:space="preserve">입력</w:t>
+            </w:r>
+          </w:p>
+        </w:tc>
+        <w:tc>
+          <w:tcPr>
+            <w:tcW w:type="dxa" w:w="7546"/>
+            <w:tcBorders>
+              <w:top w:val="single" w:color="DEDEDE" w:sz="6"/>
+              <w:left w:val="single" w:color="DEDEDE" w:sz="6"/>
+              <w:bottom w:val="single" w:color="DEDEDE" w:sz="6"/>
+              <w:right w:val="single" w:color="DEDEDE" w:sz="6"/>
+            </w:tcBorders>
+            <w:tcMar>
+              <w:top w:type="dxa" w:w="70"/>
+              <w:left w:type="dxa" w:w="110"/>
+              <w:bottom w:type="dxa" w:w="70"/>
+              <w:right w:type="dxa" w:w="110"/>
+            </w:tcMar>
+            <w:vAlign w:val="center"/>
+          </w:tcPr>
+          <w:p>
+            <w:pPr>
+              <w:spacing w:after="0" w:before="0" w:line="260"/>
+            </w:pPr>
+            <w:r>
+              <w:rPr>
+                <w:rFonts w:ascii="맑은 고딕" w:cs="맑은 고딕" w:eastAsia="맑은 고딕" w:hAnsi="맑은 고딕"/>
+                <w:color w:val="3C3429"/>
+                <w:sz w:val="17"/>
+                <w:szCs w:val="17"/>
+              </w:rPr>
+              <w:t xml:space="preserve">혼합 주문 파일(키트 20개): 1, A병원, EM, 2 / 2, B병원, DX, 7 / 3, C병원, BL, 6 / 4, D병원, EM, 5</w:t>
+            </w:r>
+          </w:p>
+        </w:tc>
+      </w:tr>
+    </w:tbl>
+    <w:p>
+      <w:pPr>
+        <w:spacing w:after="120" w:line="120"/>
+      </w:pPr>
+    </w:p>
+    <w:p>
+      <w:pPr>
+        <w:pStyle w:val="Heading3"/>
+        <w:spacing w:after="120" w:before="260" w:line="260"/>
+      </w:pPr>
+      <w:r>
+        <w:rPr>
+          <w:rFonts w:ascii="맑은 고딕" w:cs="맑은 고딕" w:eastAsia="맑은 고딕" w:hAnsi="맑은 고딕"/>
+          <w:b/>
+          <w:bCs/>
+          <w:color w:val="241B12"/>
+          <w:sz w:val="21"/>
+          <w:szCs w:val="21"/>
+        </w:rPr>
+        <w:t xml:space="preserve">진행 순서</w:t>
+      </w:r>
+    </w:p>
+    <w:tbl>
+      <w:tblPr>
+        <w:tblW w:type="dxa" w:w="9746"/>
+        <w:tblBorders>
+          <w:top w:val="single" w:color="DEDEDE" w:sz="6"/>
+          <w:left w:val="single" w:color="DEDEDE" w:sz="6"/>
+          <w:bottom w:val="single" w:color="DEDEDE" w:sz="6"/>
+          <w:right w:val="single" w:color="DEDEDE" w:sz="6"/>
+          <w:insideH w:val="single" w:color="DEDEDE" w:sz="6"/>
+          <w:insideV w:val="single" w:color="DEDEDE" w:sz="6"/>
+        </w:tblBorders>
+      </w:tblPr>
+      <w:tblGrid>
+        <w:gridCol w:w="600"/>
+        <w:gridCol w:w="1500"/>
+        <w:gridCol w:w="4846"/>
+        <w:gridCol w:w="2800"/>
+      </w:tblGrid>
+      <w:tr>
+        <w:trPr>
+          <w:tblHeader/>
+        </w:trPr>
+        <w:tc>
+          <w:tcPr>
+            <w:tcW w:type="dxa" w:w="600"/>
+            <w:tcBorders>
+              <w:top w:val="single" w:color="49361D" w:sz="6"/>
+              <w:left w:val="single" w:color="49361D" w:sz="6"/>
+              <w:bottom w:val="single" w:color="49361D" w:sz="6"/>
+              <w:right w:val="single" w:color="49361D" w:sz="6"/>
+            </w:tcBorders>
+            <w:shd w:fill="241B12" w:color="auto" w:val="clear"/>
+            <w:tcMar>
+              <w:top w:type="dxa" w:w="90"/>
+              <w:left w:type="dxa" w:w="110"/>
+              <w:bottom w:type="dxa" w:w="90"/>
+              <w:right w:type="dxa" w:w="110"/>
+            </w:tcMar>
+            <w:vAlign w:val="center"/>
+          </w:tcPr>
+          <w:p>
+            <w:pPr>
+              <w:spacing w:after="0" w:before="0" w:line="260"/>
+            </w:pPr>
+            <w:r>
+              <w:rPr>
+                <w:rFonts w:ascii="맑은 고딕" w:cs="맑은 고딕" w:eastAsia="맑은 고딕" w:hAnsi="맑은 고딕"/>
+                <w:b/>
+                <w:bCs/>
+                <w:color w:val="F4CF87"/>
+                <w:sz w:val="17"/>
+                <w:szCs w:val="17"/>
+              </w:rPr>
+              <w:t xml:space="preserve">#</w:t>
+            </w:r>
+          </w:p>
+        </w:tc>
+        <w:tc>
+          <w:tcPr>
+            <w:tcW w:type="dxa" w:w="1500"/>
+            <w:tcBorders>
+              <w:top w:val="single" w:color="49361D" w:sz="6"/>
+              <w:left w:val="single" w:color="49361D" w:sz="6"/>
+              <w:bottom w:val="single" w:color="49361D" w:sz="6"/>
+              <w:right w:val="single" w:color="49361D" w:sz="6"/>
+            </w:tcBorders>
+            <w:shd w:fill="241B12" w:color="auto" w:val="clear"/>
+            <w:tcMar>
+              <w:top w:type="dxa" w:w="90"/>
+              <w:left w:type="dxa" w:w="110"/>
+              <w:bottom w:type="dxa" w:w="90"/>
+              <w:right w:type="dxa" w:w="110"/>
+            </w:tcMar>
+            <w:vAlign w:val="center"/>
+          </w:tcPr>
+          <w:p>
+            <w:pPr>
+              <w:spacing w:after="0" w:before="0" w:line="260"/>
+            </w:pPr>
+            <w:r>
+              <w:rPr>
+                <w:rFonts w:ascii="맑은 고딕" w:cs="맑은 고딕" w:eastAsia="맑은 고딕" w:hAnsi="맑은 고딕"/>
+                <w:b/>
+                <w:bCs/>
+                <w:color w:val="F4CF87"/>
+                <w:sz w:val="17"/>
+                <w:szCs w:val="17"/>
+              </w:rPr>
+              <w:t xml:space="preserve">주체</w:t>
+            </w:r>
+          </w:p>
+        </w:tc>
+        <w:tc>
+          <w:tcPr>
+            <w:tcW w:type="dxa" w:w="4846"/>
+            <w:tcBorders>
+              <w:top w:val="single" w:color="49361D" w:sz="6"/>
+              <w:left w:val="single" w:color="49361D" w:sz="6"/>
+              <w:bottom w:val="single" w:color="49361D" w:sz="6"/>
+              <w:right w:val="single" w:color="49361D" w:sz="6"/>
+            </w:tcBorders>
+            <w:shd w:fill="241B12" w:color="auto" w:val="clear"/>
+            <w:tcMar>
+              <w:top w:type="dxa" w:w="90"/>
+              <w:left w:type="dxa" w:w="110"/>
+              <w:bottom w:type="dxa" w:w="90"/>
+              <w:right w:type="dxa" w:w="110"/>
+            </w:tcMar>
+            <w:vAlign w:val="center"/>
+          </w:tcPr>
+          <w:p>
+            <w:pPr>
+              <w:spacing w:after="0" w:before="0" w:line="260"/>
+            </w:pPr>
+            <w:r>
+              <w:rPr>
+                <w:rFonts w:ascii="맑은 고딕" w:cs="맑은 고딕" w:eastAsia="맑은 고딕" w:hAnsi="맑은 고딕"/>
+                <w:b/>
+                <w:bCs/>
+                <w:color w:val="F4CF87"/>
+                <w:sz w:val="17"/>
+                <w:szCs w:val="17"/>
+              </w:rPr>
+              <w:t xml:space="preserve">동작</w:t>
+            </w:r>
+          </w:p>
+        </w:tc>
+        <w:tc>
+          <w:tcPr>
+            <w:tcW w:type="dxa" w:w="2800"/>
+            <w:tcBorders>
+              <w:top w:val="single" w:color="49361D" w:sz="6"/>
+              <w:left w:val="single" w:color="49361D" w:sz="6"/>
+              <w:bottom w:val="single" w:color="49361D" w:sz="6"/>
+              <w:right w:val="single" w:color="49361D" w:sz="6"/>
+            </w:tcBorders>
+            <w:shd w:fill="241B12" w:color="auto" w:val="clear"/>
+            <w:tcMar>
+              <w:top w:type="dxa" w:w="90"/>
+              <w:left w:type="dxa" w:w="110"/>
+              <w:bottom w:type="dxa" w:w="90"/>
+              <w:right w:type="dxa" w:w="110"/>
+            </w:tcMar>
+            <w:vAlign w:val="center"/>
+          </w:tcPr>
+          <w:p>
+            <w:pPr>
+              <w:spacing w:after="0" w:before="0" w:line="260"/>
+            </w:pPr>
+            <w:r>
+              <w:rPr>
+                <w:rFonts w:ascii="맑은 고딕" w:cs="맑은 고딕" w:eastAsia="맑은 고딕" w:hAnsi="맑은 고딕"/>
+                <w:b/>
+                <w:bCs/>
+                <w:color w:val="F4CF87"/>
+                <w:sz w:val="17"/>
+                <w:szCs w:val="17"/>
+              </w:rPr>
+              <w:t xml:space="preserve">신호 · 화면 변화</w:t>
+            </w:r>
+          </w:p>
+        </w:tc>
+      </w:tr>
+      <w:tr>
+        <w:tc>
+          <w:tcPr>
+            <w:tcW w:type="dxa" w:w="600"/>
+            <w:tcBorders>
+              <w:top w:val="single" w:color="DEDEDE" w:sz="6"/>
+              <w:left w:val="single" w:color="DEDEDE" w:sz="6"/>
+              <w:bottom w:val="single" w:color="DEDEDE" w:sz="6"/>
+              <w:right w:val="single" w:color="DEDEDE" w:sz="6"/>
+            </w:tcBorders>
+            <w:tcMar>
+              <w:top w:type="dxa" w:w="70"/>
+              <w:left w:type="dxa" w:w="110"/>
+              <w:bottom w:type="dxa" w:w="70"/>
+              <w:right w:type="dxa" w:w="110"/>
+            </w:tcMar>
+            <w:vAlign w:val="center"/>
+          </w:tcPr>
+          <w:p>
+            <w:pPr>
+              <w:spacing w:after="0" w:before="0" w:line="260"/>
+              <w:jc w:val="center"/>
+            </w:pPr>
+            <w:r>
+              <w:rPr>
+                <w:rFonts w:ascii="맑은 고딕" w:cs="맑은 고딕" w:eastAsia="맑은 고딕" w:hAnsi="맑은 고딕"/>
+                <w:color w:val="3C3429"/>
+                <w:sz w:val="17"/>
+                <w:szCs w:val="17"/>
+              </w:rPr>
+              <w:t xml:space="preserve">1</w:t>
+            </w:r>
+          </w:p>
+        </w:tc>
+        <w:tc>
+          <w:tcPr>
+            <w:tcW w:type="dxa" w:w="1500"/>
+            <w:tcBorders>
+              <w:top w:val="single" w:color="DEDEDE" w:sz="6"/>
+              <w:left w:val="single" w:color="DEDEDE" w:sz="6"/>
+              <w:bottom w:val="single" w:color="DEDEDE" w:sz="6"/>
+              <w:right w:val="single" w:color="DEDEDE" w:sz="6"/>
+            </w:tcBorders>
+            <w:tcMar>
+              <w:top w:type="dxa" w:w="70"/>
+              <w:left w:type="dxa" w:w="110"/>
+              <w:bottom w:type="dxa" w:w="70"/>
+              <w:right w:type="dxa" w:w="110"/>
+            </w:tcMar>
+            <w:vAlign w:val="center"/>
+          </w:tcPr>
+          <w:p>
+            <w:pPr>
+              <w:spacing w:after="0" w:before="0" w:line="260"/>
+            </w:pPr>
+            <w:r>
+              <w:rPr>
+                <w:rFonts w:ascii="맑은 고딕" w:cs="맑은 고딕" w:eastAsia="맑은 고딕" w:hAnsi="맑은 고딕"/>
+                <w:color w:val="3C3429"/>
+                <w:sz w:val="17"/>
+                <w:szCs w:val="17"/>
+              </w:rPr>
+              <w:t xml:space="preserve">로봇암 A</w:t>
+            </w:r>
+          </w:p>
+        </w:tc>
+        <w:tc>
+          <w:tcPr>
+            <w:tcW w:type="dxa" w:w="4846"/>
+            <w:tcBorders>
+              <w:top w:val="single" w:color="DEDEDE" w:sz="6"/>
+              <w:left w:val="single" w:color="DEDEDE" w:sz="6"/>
+              <w:bottom w:val="single" w:color="DEDEDE" w:sz="6"/>
+              <w:right w:val="single" w:color="DEDEDE" w:sz="6"/>
+            </w:tcBorders>
+            <w:tcMar>
+              <w:top w:type="dxa" w:w="70"/>
+              <w:left w:type="dxa" w:w="110"/>
+              <w:bottom w:type="dxa" w:w="70"/>
+              <w:right w:type="dxa" w:w="110"/>
+            </w:tcMar>
+            <w:vAlign w:val="center"/>
+          </w:tcPr>
+          <w:p>
+            <w:pPr>
+              <w:spacing w:after="0" w:before="0" w:line="260"/>
+            </w:pPr>
+            <w:r>
+              <w:rPr>
+                <w:rFonts w:ascii="맑은 고딕" w:cs="맑은 고딕" w:eastAsia="맑은 고딕" w:hAnsi="맑은 고딕"/>
+                <w:color w:val="3C3429"/>
+                <w:sz w:val="17"/>
+                <w:szCs w:val="17"/>
+              </w:rPr>
+              <w:t xml:space="preserve">DX 첫 키트(순번 3)를 만들며 buffer_vial(슬롯 2)을 집지 않음</w:t>
+            </w:r>
+          </w:p>
+        </w:tc>
+        <w:tc>
+          <w:tcPr>
+            <w:tcW w:type="dxa" w:w="2800"/>
+            <w:tcBorders>
+              <w:top w:val="single" w:color="DEDEDE" w:sz="6"/>
+              <w:left w:val="single" w:color="DEDEDE" w:sz="6"/>
+              <w:bottom w:val="single" w:color="DEDEDE" w:sz="6"/>
+              <w:right w:val="single" w:color="DEDEDE" w:sz="6"/>
+            </w:tcBorders>
+            <w:tcMar>
+              <w:top w:type="dxa" w:w="70"/>
+              <w:left w:type="dxa" w:w="110"/>
+              <w:bottom w:type="dxa" w:w="70"/>
+              <w:right w:type="dxa" w:w="110"/>
+            </w:tcMar>
+            <w:vAlign w:val="center"/>
+          </w:tcPr>
+          <w:p>
+            <w:pPr>
+              <w:spacing w:after="0" w:before="0" w:line="260"/>
+            </w:pPr>
+            <w:r>
+              <w:rPr>
+                <w:rFonts w:ascii="맑은 고딕" w:cs="맑은 고딕" w:eastAsia="맑은 고딕" w:hAnsi="맑은 고딕"/>
+                <w:color w:val="3C3429"/>
+                <w:sz w:val="17"/>
+                <w:szCs w:val="17"/>
+              </w:rPr>
+              <w:t xml:space="preserve">박스의 슬롯 2가 빔</w:t>
+            </w:r>
+          </w:p>
+        </w:tc>
+      </w:tr>
+      <w:tr>
+        <w:tc>
+          <w:tcPr>
+            <w:tcW w:type="dxa" w:w="600"/>
+            <w:tcBorders>
+              <w:top w:val="single" w:color="DEDEDE" w:sz="6"/>
+              <w:left w:val="single" w:color="DEDEDE" w:sz="6"/>
+              <w:bottom w:val="single" w:color="DEDEDE" w:sz="6"/>
+              <w:right w:val="single" w:color="DEDEDE" w:sz="6"/>
+            </w:tcBorders>
+            <w:shd w:fill="FAFAFA" w:color="auto" w:val="clear"/>
+            <w:tcMar>
+              <w:top w:type="dxa" w:w="70"/>
+              <w:left w:type="dxa" w:w="110"/>
+              <w:bottom w:type="dxa" w:w="70"/>
+              <w:right w:type="dxa" w:w="110"/>
+            </w:tcMar>
+            <w:vAlign w:val="center"/>
+          </w:tcPr>
+          <w:p>
+            <w:pPr>
+              <w:spacing w:after="0" w:before="0" w:line="260"/>
+              <w:jc w:val="center"/>
+            </w:pPr>
+            <w:r>
+              <w:rPr>
+                <w:rFonts w:ascii="맑은 고딕" w:cs="맑은 고딕" w:eastAsia="맑은 고딕" w:hAnsi="맑은 고딕"/>
+                <w:color w:val="3C3429"/>
+                <w:sz w:val="17"/>
+                <w:szCs w:val="17"/>
+              </w:rPr>
+              <w:t xml:space="preserve">2</w:t>
+            </w:r>
+          </w:p>
+        </w:tc>
+        <w:tc>
+          <w:tcPr>
+            <w:tcW w:type="dxa" w:w="1500"/>
+            <w:tcBorders>
+              <w:top w:val="single" w:color="DEDEDE" w:sz="6"/>
+              <w:left w:val="single" w:color="DEDEDE" w:sz="6"/>
+              <w:bottom w:val="single" w:color="DEDEDE" w:sz="6"/>
+              <w:right w:val="single" w:color="DEDEDE" w:sz="6"/>
+            </w:tcBorders>
+            <w:shd w:fill="FAFAFA" w:color="auto" w:val="clear"/>
+            <w:tcMar>
+              <w:top w:type="dxa" w:w="70"/>
+              <w:left w:type="dxa" w:w="110"/>
+              <w:bottom w:type="dxa" w:w="70"/>
+              <w:right w:type="dxa" w:w="110"/>
+            </w:tcMar>
+            <w:vAlign w:val="center"/>
+          </w:tcPr>
+          <w:p>
+            <w:pPr>
+              <w:spacing w:after="0" w:before="0" w:line="260"/>
+            </w:pPr>
+            <w:r>
+              <w:rPr>
+                <w:rFonts w:ascii="맑은 고딕" w:cs="맑은 고딕" w:eastAsia="맑은 고딕" w:hAnsi="맑은 고딕"/>
+                <w:color w:val="3C3429"/>
+                <w:sz w:val="17"/>
+                <w:szCs w:val="17"/>
+              </w:rPr>
+              <w:t xml:space="preserve">검사</w:t>
+            </w:r>
+          </w:p>
+        </w:tc>
+        <w:tc>
+          <w:tcPr>
+            <w:tcW w:type="dxa" w:w="4846"/>
+            <w:tcBorders>
+              <w:top w:val="single" w:color="DEDEDE" w:sz="6"/>
+              <w:left w:val="single" w:color="DEDEDE" w:sz="6"/>
+              <w:bottom w:val="single" w:color="DEDEDE" w:sz="6"/>
+              <w:right w:val="single" w:color="DEDEDE" w:sz="6"/>
+            </w:tcBorders>
+            <w:shd w:fill="FAFAFA" w:color="auto" w:val="clear"/>
+            <w:tcMar>
+              <w:top w:type="dxa" w:w="70"/>
+              <w:left w:type="dxa" w:w="110"/>
+              <w:bottom w:type="dxa" w:w="70"/>
+              <w:right w:type="dxa" w:w="110"/>
+            </w:tcMar>
+            <w:vAlign w:val="center"/>
+          </w:tcPr>
+          <w:p>
+            <w:pPr>
+              <w:spacing w:after="0" w:before="0" w:line="260"/>
+            </w:pPr>
+            <w:r>
+              <w:rPr>
+                <w:rFonts w:ascii="맑은 고딕" w:cs="맑은 고딕" w:eastAsia="맑은 고딕" w:hAnsi="맑은 고딕"/>
+                <w:color w:val="3C3429"/>
+                <w:sz w:val="17"/>
+                <w:szCs w:val="17"/>
+              </w:rPr>
+              <w:t xml:space="preserve">슬롯 센서 결과를 레시피와 대조해 누락(슬롯 2)으로 판정하고, 푸셔가 불량 박스로 배출</w:t>
+            </w:r>
+          </w:p>
+        </w:tc>
+        <w:tc>
+          <w:tcPr>
+            <w:tcW w:type="dxa" w:w="2800"/>
+            <w:tcBorders>
+              <w:top w:val="single" w:color="DEDEDE" w:sz="6"/>
+              <w:left w:val="single" w:color="DEDEDE" w:sz="6"/>
+              <w:bottom w:val="single" w:color="DEDEDE" w:sz="6"/>
+              <w:right w:val="single" w:color="DEDEDE" w:sz="6"/>
+            </w:tcBorders>
+            <w:shd w:fill="FAFAFA" w:color="auto" w:val="clear"/>
+            <w:tcMar>
+              <w:top w:type="dxa" w:w="70"/>
+              <w:left w:type="dxa" w:w="110"/>
+              <w:bottom w:type="dxa" w:w="70"/>
+              <w:right w:type="dxa" w:w="110"/>
+            </w:tcMar>
+            <w:vAlign w:val="center"/>
+          </w:tcPr>
+          <w:p>
+            <w:pPr>
+              <w:spacing w:after="0" w:before="0" w:line="260"/>
+            </w:pPr>
+            <w:r>
+              <w:rPr>
+                <w:rFonts w:ascii="맑은 고딕" w:cs="맑은 고딕" w:eastAsia="맑은 고딕" w:hAnsi="맑은 고딕"/>
+                <w:color w:val="3C3429"/>
+                <w:sz w:val="17"/>
+                <w:szCs w:val="17"/>
+              </w:rPr>
+              <w:t xml:space="preserve">InspectionResult(누락), 불량 수 1</w:t>
+            </w:r>
+          </w:p>
+        </w:tc>
+      </w:tr>
+      <w:tr>
+        <w:tc>
+          <w:tcPr>
+            <w:tcW w:type="dxa" w:w="600"/>
+            <w:tcBorders>
+              <w:top w:val="single" w:color="DEDEDE" w:sz="6"/>
+              <w:left w:val="single" w:color="DEDEDE" w:sz="6"/>
+              <w:bottom w:val="single" w:color="DEDEDE" w:sz="6"/>
+              <w:right w:val="single" w:color="DEDEDE" w:sz="6"/>
+            </w:tcBorders>
+            <w:tcMar>
+              <w:top w:type="dxa" w:w="70"/>
+              <w:left w:type="dxa" w:w="110"/>
+              <w:bottom w:type="dxa" w:w="70"/>
+              <w:right w:type="dxa" w:w="110"/>
+            </w:tcMar>
+            <w:vAlign w:val="center"/>
+          </w:tcPr>
+          <w:p>
+            <w:pPr>
+              <w:spacing w:after="0" w:before="0" w:line="260"/>
+              <w:jc w:val="center"/>
+            </w:pPr>
+            <w:r>
+              <w:rPr>
+                <w:rFonts w:ascii="맑은 고딕" w:cs="맑은 고딕" w:eastAsia="맑은 고딕" w:hAnsi="맑은 고딕"/>
+                <w:color w:val="3C3429"/>
+                <w:sz w:val="17"/>
+                <w:szCs w:val="17"/>
+              </w:rPr>
+              <w:t xml:space="preserve">3</w:t>
+            </w:r>
+          </w:p>
+        </w:tc>
+        <w:tc>
+          <w:tcPr>
+            <w:tcW w:type="dxa" w:w="1500"/>
+            <w:tcBorders>
+              <w:top w:val="single" w:color="DEDEDE" w:sz="6"/>
+              <w:left w:val="single" w:color="DEDEDE" w:sz="6"/>
+              <w:bottom w:val="single" w:color="DEDEDE" w:sz="6"/>
+              <w:right w:val="single" w:color="DEDEDE" w:sz="6"/>
+            </w:tcBorders>
+            <w:tcMar>
+              <w:top w:type="dxa" w:w="70"/>
+              <w:left w:type="dxa" w:w="110"/>
+              <w:bottom w:type="dxa" w:w="70"/>
+              <w:right w:type="dxa" w:w="110"/>
+            </w:tcMar>
+            <w:vAlign w:val="center"/>
+          </w:tcPr>
+          <w:p>
+            <w:pPr>
+              <w:spacing w:after="0" w:before="0" w:line="260"/>
+            </w:pPr>
+            <w:r>
+              <w:rPr>
+                <w:rFonts w:ascii="맑은 고딕" w:cs="맑은 고딕" w:eastAsia="맑은 고딕" w:hAnsi="맑은 고딕"/>
+                <w:color w:val="3C3429"/>
+                <w:sz w:val="17"/>
+                <w:szCs w:val="17"/>
+              </w:rPr>
+              <w:t xml:space="preserve">시스템</w:t>
+            </w:r>
+          </w:p>
+        </w:tc>
+        <w:tc>
+          <w:tcPr>
+            <w:tcW w:type="dxa" w:w="4846"/>
+            <w:tcBorders>
+              <w:top w:val="single" w:color="DEDEDE" w:sz="6"/>
+              <w:left w:val="single" w:color="DEDEDE" w:sz="6"/>
+              <w:bottom w:val="single" w:color="DEDEDE" w:sz="6"/>
+              <w:right w:val="single" w:color="DEDEDE" w:sz="6"/>
+            </w:tcBorders>
+            <w:tcMar>
+              <w:top w:type="dxa" w:w="70"/>
+              <w:left w:type="dxa" w:w="110"/>
+              <w:bottom w:type="dxa" w:w="70"/>
+              <w:right w:type="dxa" w:w="110"/>
+            </w:tcMar>
+            <w:vAlign w:val="center"/>
+          </w:tcPr>
+          <w:p>
+            <w:pPr>
+              <w:spacing w:after="0" w:before="0" w:line="260"/>
+            </w:pPr>
+            <w:r>
+              <w:rPr>
+                <w:rFonts w:ascii="맑은 고딕" w:cs="맑은 고딕" w:eastAsia="맑은 고딕" w:hAnsi="맑은 고딕"/>
+                <w:color w:val="3C3429"/>
+                <w:sz w:val="17"/>
+                <w:szCs w:val="17"/>
+              </w:rPr>
+              <w:t xml:space="preserve">DX 키트를 이어 만들며 카세트(C-3) 4개를 사용</w:t>
+            </w:r>
+          </w:p>
+        </w:tc>
+        <w:tc>
+          <w:tcPr>
+            <w:tcW w:type="dxa" w:w="2800"/>
+            <w:tcBorders>
+              <w:top w:val="single" w:color="DEDEDE" w:sz="6"/>
+              <w:left w:val="single" w:color="DEDEDE" w:sz="6"/>
+              <w:bottom w:val="single" w:color="DEDEDE" w:sz="6"/>
+              <w:right w:val="single" w:color="DEDEDE" w:sz="6"/>
+            </w:tcBorders>
+            <w:tcMar>
+              <w:top w:type="dxa" w:w="70"/>
+              <w:left w:type="dxa" w:w="110"/>
+              <w:bottom w:type="dxa" w:w="70"/>
+              <w:right w:type="dxa" w:w="110"/>
+            </w:tcMar>
+            <w:vAlign w:val="center"/>
+          </w:tcPr>
+          <w:p>
+            <w:pPr>
+              <w:spacing w:after="0" w:before="0" w:line="260"/>
+            </w:pPr>
+            <w:r>
+              <w:rPr>
+                <w:rFonts w:ascii="맑은 고딕" w:cs="맑은 고딕" w:eastAsia="맑은 고딕" w:hAnsi="맑은 고딕"/>
+                <w:color w:val="3C3429"/>
+                <w:sz w:val="17"/>
+                <w:szCs w:val="17"/>
+              </w:rPr>
+              <w:t xml:space="preserve">선반별 재고 C-3 = 0</w:t>
+            </w:r>
+          </w:p>
+        </w:tc>
+      </w:tr>
+      <w:tr>
+        <w:tc>
+          <w:tcPr>
+            <w:tcW w:type="dxa" w:w="600"/>
+            <w:tcBorders>
+              <w:top w:val="single" w:color="DEDEDE" w:sz="6"/>
+              <w:left w:val="single" w:color="DEDEDE" w:sz="6"/>
+              <w:bottom w:val="single" w:color="DEDEDE" w:sz="6"/>
+              <w:right w:val="single" w:color="DEDEDE" w:sz="6"/>
+            </w:tcBorders>
+            <w:shd w:fill="FAFAFA" w:color="auto" w:val="clear"/>
+            <w:tcMar>
+              <w:top w:type="dxa" w:w="70"/>
+              <w:left w:type="dxa" w:w="110"/>
+              <w:bottom w:type="dxa" w:w="70"/>
+              <w:right w:type="dxa" w:w="110"/>
+            </w:tcMar>
+            <w:vAlign w:val="center"/>
+          </w:tcPr>
+          <w:p>
+            <w:pPr>
+              <w:spacing w:after="0" w:before="0" w:line="260"/>
+              <w:jc w:val="center"/>
+            </w:pPr>
+            <w:r>
+              <w:rPr>
+                <w:rFonts w:ascii="맑은 고딕" w:cs="맑은 고딕" w:eastAsia="맑은 고딕" w:hAnsi="맑은 고딕"/>
+                <w:color w:val="3C3429"/>
+                <w:sz w:val="17"/>
+                <w:szCs w:val="17"/>
+              </w:rPr>
+              <w:t xml:space="preserve">4</w:t>
+            </w:r>
+          </w:p>
+        </w:tc>
+        <w:tc>
+          <w:tcPr>
+            <w:tcW w:type="dxa" w:w="1500"/>
+            <w:tcBorders>
+              <w:top w:val="single" w:color="DEDEDE" w:sz="6"/>
+              <w:left w:val="single" w:color="DEDEDE" w:sz="6"/>
+              <w:bottom w:val="single" w:color="DEDEDE" w:sz="6"/>
+              <w:right w:val="single" w:color="DEDEDE" w:sz="6"/>
+            </w:tcBorders>
+            <w:shd w:fill="FAFAFA" w:color="auto" w:val="clear"/>
+            <w:tcMar>
+              <w:top w:type="dxa" w:w="70"/>
+              <w:left w:type="dxa" w:w="110"/>
+              <w:bottom w:type="dxa" w:w="70"/>
+              <w:right w:type="dxa" w:w="110"/>
+            </w:tcMar>
+            <w:vAlign w:val="center"/>
+          </w:tcPr>
+          <w:p>
+            <w:pPr>
+              <w:spacing w:after="0" w:before="0" w:line="260"/>
+            </w:pPr>
+            <w:r>
+              <w:rPr>
+                <w:rFonts w:ascii="맑은 고딕" w:cs="맑은 고딕" w:eastAsia="맑은 고딕" w:hAnsi="맑은 고딕"/>
+                <w:color w:val="3C3429"/>
+                <w:sz w:val="17"/>
+                <w:szCs w:val="17"/>
+              </w:rPr>
+              <w:t xml:space="preserve">시스템</w:t>
+            </w:r>
+          </w:p>
+        </w:tc>
+        <w:tc>
+          <w:tcPr>
+            <w:tcW w:type="dxa" w:w="4846"/>
+            <w:tcBorders>
+              <w:top w:val="single" w:color="DEDEDE" w:sz="6"/>
+              <w:left w:val="single" w:color="DEDEDE" w:sz="6"/>
+              <w:bottom w:val="single" w:color="DEDEDE" w:sz="6"/>
+              <w:right w:val="single" w:color="DEDEDE" w:sz="6"/>
+            </w:tcBorders>
+            <w:shd w:fill="FAFAFA" w:color="auto" w:val="clear"/>
+            <w:tcMar>
+              <w:top w:type="dxa" w:w="70"/>
+              <w:left w:type="dxa" w:w="110"/>
+              <w:bottom w:type="dxa" w:w="70"/>
+              <w:right w:type="dxa" w:w="110"/>
+            </w:tcMar>
+            <w:vAlign w:val="center"/>
+          </w:tcPr>
+          <w:p>
+            <w:pPr>
+              <w:spacing w:after="0" w:before="0" w:line="260"/>
+            </w:pPr>
+            <w:r>
+              <w:rPr>
+                <w:rFonts w:ascii="맑은 고딕" w:cs="맑은 고딕" w:eastAsia="맑은 고딕" w:hAnsi="맑은 고딕"/>
+                <w:color w:val="3C3429"/>
+                <w:sz w:val="17"/>
+                <w:szCs w:val="17"/>
+              </w:rPr>
+              <w:t xml:space="preserve">DX 다섯 번째 키트에서 카세트 재고 0을 감지하고, 반쯤 담긴 박스를 제거해 구성품을 재고로 되돌린 뒤 주문 2를 보류. 로봇암 A는 주문 3(BL) 피킹을 시작</w:t>
+            </w:r>
+          </w:p>
+        </w:tc>
+        <w:tc>
+          <w:tcPr>
+            <w:tcW w:type="dxa" w:w="2800"/>
+            <w:tcBorders>
+              <w:top w:val="single" w:color="DEDEDE" w:sz="6"/>
+              <w:left w:val="single" w:color="DEDEDE" w:sz="6"/>
+              <w:bottom w:val="single" w:color="DEDEDE" w:sz="6"/>
+              <w:right w:val="single" w:color="DEDEDE" w:sz="6"/>
+            </w:tcBorders>
+            <w:shd w:fill="FAFAFA" w:color="auto" w:val="clear"/>
+            <w:tcMar>
+              <w:top w:type="dxa" w:w="70"/>
+              <w:left w:type="dxa" w:w="110"/>
+              <w:bottom w:type="dxa" w:w="70"/>
+              <w:right w:type="dxa" w:w="110"/>
+            </w:tcMar>
+            <w:vAlign w:val="center"/>
+          </w:tcPr>
+          <w:p>
+            <w:pPr>
+              <w:spacing w:after="0" w:before="0" w:line="260"/>
+            </w:pPr>
+            <w:r>
+              <w:rPr>
+                <w:rFonts w:ascii="맑은 고딕" w:cs="맑은 고딕" w:eastAsia="맑은 고딕" w:hAnsi="맑은 고딕"/>
+                <w:color w:val="3C3429"/>
+                <w:sz w:val="17"/>
+                <w:szCs w:val="17"/>
+              </w:rPr>
+              <w:t xml:space="preserve">StockEmpty, OrderHeld, 보류 주문 수 1</w:t>
+            </w:r>
+          </w:p>
+        </w:tc>
+      </w:tr>
+      <w:tr>
+        <w:tc>
+          <w:tcPr>
+            <w:tcW w:type="dxa" w:w="600"/>
+            <w:tcBorders>
+              <w:top w:val="single" w:color="DEDEDE" w:sz="6"/>
+              <w:left w:val="single" w:color="DEDEDE" w:sz="6"/>
+              <w:bottom w:val="single" w:color="DEDEDE" w:sz="6"/>
+              <w:right w:val="single" w:color="DEDEDE" w:sz="6"/>
+            </w:tcBorders>
+            <w:tcMar>
+              <w:top w:type="dxa" w:w="70"/>
+              <w:left w:type="dxa" w:w="110"/>
+              <w:bottom w:type="dxa" w:w="70"/>
+              <w:right w:type="dxa" w:w="110"/>
+            </w:tcMar>
+            <w:vAlign w:val="center"/>
+          </w:tcPr>
+          <w:p>
+            <w:pPr>
+              <w:spacing w:after="0" w:before="0" w:line="260"/>
+              <w:jc w:val="center"/>
+            </w:pPr>
+            <w:r>
+              <w:rPr>
+                <w:rFonts w:ascii="맑은 고딕" w:cs="맑은 고딕" w:eastAsia="맑은 고딕" w:hAnsi="맑은 고딕"/>
+                <w:color w:val="3C3429"/>
+                <w:sz w:val="17"/>
+                <w:szCs w:val="17"/>
+              </w:rPr>
+              <w:t xml:space="preserve">5</w:t>
+            </w:r>
+          </w:p>
+        </w:tc>
+        <w:tc>
+          <w:tcPr>
+            <w:tcW w:type="dxa" w:w="1500"/>
+            <w:tcBorders>
+              <w:top w:val="single" w:color="DEDEDE" w:sz="6"/>
+              <w:left w:val="single" w:color="DEDEDE" w:sz="6"/>
+              <w:bottom w:val="single" w:color="DEDEDE" w:sz="6"/>
+              <w:right w:val="single" w:color="DEDEDE" w:sz="6"/>
+            </w:tcBorders>
+            <w:tcMar>
+              <w:top w:type="dxa" w:w="70"/>
+              <w:left w:type="dxa" w:w="110"/>
+              <w:bottom w:type="dxa" w:w="70"/>
+              <w:right w:type="dxa" w:w="110"/>
+            </w:tcMar>
+            <w:vAlign w:val="center"/>
+          </w:tcPr>
+          <w:p>
+            <w:pPr>
+              <w:spacing w:after="0" w:before="0" w:line="260"/>
+            </w:pPr>
+            <w:r>
+              <w:rPr>
+                <w:rFonts w:ascii="맑은 고딕" w:cs="맑은 고딕" w:eastAsia="맑은 고딕" w:hAnsi="맑은 고딕"/>
+                <w:color w:val="3C3429"/>
+                <w:sz w:val="17"/>
+                <w:szCs w:val="17"/>
+              </w:rPr>
+              <w:t xml:space="preserve">시스템</w:t>
+            </w:r>
+          </w:p>
+        </w:tc>
+        <w:tc>
+          <w:tcPr>
+            <w:tcW w:type="dxa" w:w="4846"/>
+            <w:tcBorders>
+              <w:top w:val="single" w:color="DEDEDE" w:sz="6"/>
+              <w:left w:val="single" w:color="DEDEDE" w:sz="6"/>
+              <w:bottom w:val="single" w:color="DEDEDE" w:sz="6"/>
+              <w:right w:val="single" w:color="DEDEDE" w:sz="6"/>
+            </w:tcBorders>
+            <w:tcMar>
+              <w:top w:type="dxa" w:w="70"/>
+              <w:left w:type="dxa" w:w="110"/>
+              <w:bottom w:type="dxa" w:w="70"/>
+              <w:right w:type="dxa" w:w="110"/>
+            </w:tcMar>
+            <w:vAlign w:val="center"/>
+          </w:tcPr>
+          <w:p>
+            <w:pPr>
+              <w:spacing w:after="0" w:before="0" w:line="260"/>
+            </w:pPr>
+            <w:r>
+              <w:rPr>
+                <w:rFonts w:ascii="맑은 고딕" w:cs="맑은 고딕" w:eastAsia="맑은 고딕" w:hAnsi="맑은 고딕"/>
+                <w:color w:val="3C3429"/>
+                <w:sz w:val="17"/>
+                <w:szCs w:val="17"/>
+              </w:rPr>
+              <w:t xml:space="preserve">30초 뒤 카세트를 20개로 보충하고, 보류 주문을 대기열 맨 앞으로 옮겨 새 박스로 처음부터 피킹</w:t>
+            </w:r>
+          </w:p>
+        </w:tc>
+        <w:tc>
+          <w:tcPr>
+            <w:tcW w:type="dxa" w:w="2800"/>
+            <w:tcBorders>
+              <w:top w:val="single" w:color="DEDEDE" w:sz="6"/>
+              <w:left w:val="single" w:color="DEDEDE" w:sz="6"/>
+              <w:bottom w:val="single" w:color="DEDEDE" w:sz="6"/>
+              <w:right w:val="single" w:color="DEDEDE" w:sz="6"/>
+            </w:tcBorders>
+            <w:tcMar>
+              <w:top w:type="dxa" w:w="70"/>
+              <w:left w:type="dxa" w:w="110"/>
+              <w:bottom w:type="dxa" w:w="70"/>
+              <w:right w:type="dxa" w:w="110"/>
+            </w:tcMar>
+            <w:vAlign w:val="center"/>
+          </w:tcPr>
+          <w:p>
+            <w:pPr>
+              <w:spacing w:after="0" w:before="0" w:line="260"/>
+            </w:pPr>
+            <w:r>
+              <w:rPr>
+                <w:rFonts w:ascii="맑은 고딕" w:cs="맑은 고딕" w:eastAsia="맑은 고딕" w:hAnsi="맑은 고딕"/>
+                <w:color w:val="3C3429"/>
+                <w:sz w:val="17"/>
+                <w:szCs w:val="17"/>
+              </w:rPr>
+              <w:t xml:space="preserve">StockRefilled, OrderResumed, 보류 주문 수 0</w:t>
+            </w:r>
+          </w:p>
+        </w:tc>
+      </w:tr>
+      <w:tr>
+        <w:tc>
+          <w:tcPr>
+            <w:tcW w:type="dxa" w:w="600"/>
+            <w:tcBorders>
+              <w:top w:val="single" w:color="DEDEDE" w:sz="6"/>
+              <w:left w:val="single" w:color="DEDEDE" w:sz="6"/>
+              <w:bottom w:val="single" w:color="DEDEDE" w:sz="6"/>
+              <w:right w:val="single" w:color="DEDEDE" w:sz="6"/>
+            </w:tcBorders>
+            <w:shd w:fill="FAFAFA" w:color="auto" w:val="clear"/>
+            <w:tcMar>
+              <w:top w:type="dxa" w:w="70"/>
+              <w:left w:type="dxa" w:w="110"/>
+              <w:bottom w:type="dxa" w:w="70"/>
+              <w:right w:type="dxa" w:w="110"/>
+            </w:tcMar>
+            <w:vAlign w:val="center"/>
+          </w:tcPr>
+          <w:p>
+            <w:pPr>
+              <w:spacing w:after="0" w:before="0" w:line="260"/>
+              <w:jc w:val="center"/>
+            </w:pPr>
+            <w:r>
+              <w:rPr>
+                <w:rFonts w:ascii="맑은 고딕" w:cs="맑은 고딕" w:eastAsia="맑은 고딕" w:hAnsi="맑은 고딕"/>
+                <w:color w:val="3C3429"/>
+                <w:sz w:val="17"/>
+                <w:szCs w:val="17"/>
+              </w:rPr>
+              <w:t xml:space="preserve">6</w:t>
+            </w:r>
+          </w:p>
+        </w:tc>
+        <w:tc>
+          <w:tcPr>
+            <w:tcW w:type="dxa" w:w="1500"/>
+            <w:tcBorders>
+              <w:top w:val="single" w:color="DEDEDE" w:sz="6"/>
+              <w:left w:val="single" w:color="DEDEDE" w:sz="6"/>
+              <w:bottom w:val="single" w:color="DEDEDE" w:sz="6"/>
+              <w:right w:val="single" w:color="DEDEDE" w:sz="6"/>
+            </w:tcBorders>
+            <w:shd w:fill="FAFAFA" w:color="auto" w:val="clear"/>
+            <w:tcMar>
+              <w:top w:type="dxa" w:w="70"/>
+              <w:left w:type="dxa" w:w="110"/>
+              <w:bottom w:type="dxa" w:w="70"/>
+              <w:right w:type="dxa" w:w="110"/>
+            </w:tcMar>
+            <w:vAlign w:val="center"/>
+          </w:tcPr>
+          <w:p>
+            <w:pPr>
+              <w:spacing w:after="0" w:before="0" w:line="260"/>
+            </w:pPr>
+            <w:r>
+              <w:rPr>
+                <w:rFonts w:ascii="맑은 고딕" w:cs="맑은 고딕" w:eastAsia="맑은 고딕" w:hAnsi="맑은 고딕"/>
+                <w:color w:val="3C3429"/>
+                <w:sz w:val="17"/>
+                <w:szCs w:val="17"/>
+              </w:rPr>
+              <w:t xml:space="preserve">대시보드</w:t>
+            </w:r>
+          </w:p>
+        </w:tc>
+        <w:tc>
+          <w:tcPr>
+            <w:tcW w:type="dxa" w:w="4846"/>
+            <w:tcBorders>
+              <w:top w:val="single" w:color="DEDEDE" w:sz="6"/>
+              <w:left w:val="single" w:color="DEDEDE" w:sz="6"/>
+              <w:bottom w:val="single" w:color="DEDEDE" w:sz="6"/>
+              <w:right w:val="single" w:color="DEDEDE" w:sz="6"/>
+            </w:tcBorders>
+            <w:shd w:fill="FAFAFA" w:color="auto" w:val="clear"/>
+            <w:tcMar>
+              <w:top w:type="dxa" w:w="70"/>
+              <w:left w:type="dxa" w:w="110"/>
+              <w:bottom w:type="dxa" w:w="70"/>
+              <w:right w:type="dxa" w:w="110"/>
+            </w:tcMar>
+            <w:vAlign w:val="center"/>
+          </w:tcPr>
+          <w:p>
+            <w:pPr>
+              <w:spacing w:after="0" w:before="0" w:line="260"/>
+            </w:pPr>
+            <w:r>
+              <w:rPr>
+                <w:rFonts w:ascii="맑은 고딕" w:cs="맑은 고딕" w:eastAsia="맑은 고딕" w:hAnsi="맑은 고딕"/>
+                <w:color w:val="3C3429"/>
+                <w:sz w:val="17"/>
+                <w:szCs w:val="17"/>
+              </w:rPr>
+              <w:t xml:space="preserve">남은 키트를 모두 처리하고 지표를 표시</w:t>
+            </w:r>
+          </w:p>
+        </w:tc>
+        <w:tc>
+          <w:tcPr>
+            <w:tcW w:type="dxa" w:w="2800"/>
+            <w:tcBorders>
+              <w:top w:val="single" w:color="DEDEDE" w:sz="6"/>
+              <w:left w:val="single" w:color="DEDEDE" w:sz="6"/>
+              <w:bottom w:val="single" w:color="DEDEDE" w:sz="6"/>
+              <w:right w:val="single" w:color="DEDEDE" w:sz="6"/>
+            </w:tcBorders>
+            <w:shd w:fill="FAFAFA" w:color="auto" w:val="clear"/>
+            <w:tcMar>
+              <w:top w:type="dxa" w:w="70"/>
+              <w:left w:type="dxa" w:w="110"/>
+              <w:bottom w:type="dxa" w:w="70"/>
+              <w:right w:type="dxa" w:w="110"/>
+            </w:tcMar>
+            <w:vAlign w:val="center"/>
+          </w:tcPr>
+          <w:p>
+            <w:pPr>
+              <w:spacing w:after="0" w:before="0" w:line="260"/>
+            </w:pPr>
+            <w:r>
+              <w:rPr>
+                <w:rFonts w:ascii="맑은 고딕" w:cs="맑은 고딕" w:eastAsia="맑은 고딕" w:hAnsi="맑은 고딕"/>
+                <w:color w:val="3C3429"/>
+                <w:sz w:val="17"/>
+                <w:szCs w:val="17"/>
+              </w:rPr>
+              <w:t xml:space="preserve">출하 19개, 불량 1개</w:t>
+            </w:r>
+          </w:p>
+        </w:tc>
+      </w:tr>
+    </w:tbl>
+    <w:p>
+      <w:pPr>
+        <w:spacing w:after="120" w:line="120"/>
+      </w:pPr>
+    </w:p>
+    <w:p>
+      <w:pPr>
+        <w:pStyle w:val="Heading3"/>
+        <w:spacing w:after="120" w:before="260" w:line="260"/>
+      </w:pPr>
+      <w:r>
+        <w:rPr>
+          <w:rFonts w:ascii="맑은 고딕" w:cs="맑은 고딕" w:eastAsia="맑은 고딕" w:hAnsi="맑은 고딕"/>
+          <w:b/>
+          <w:bCs/>
+          <w:color w:val="241B12"/>
+          <w:sz w:val="21"/>
+          <w:szCs w:val="21"/>
+        </w:rPr>
+        <w:t xml:space="preserve">기대 결과</w:t>
+      </w:r>
+    </w:p>
+    <w:p>
+      <w:pPr>
+        <w:pStyle w:val="ListParagraph"/>
+        <w:numPr>
+          <w:ilvl w:val="0"/>
+          <w:numId w:val="2"/>
+        </w:numPr>
+        <w:spacing w:after="80" w:line="260"/>
+      </w:pPr>
+      <w:r>
+        <w:rPr>
+          <w:rFonts w:ascii="맑은 고딕" w:cs="맑은 고딕" w:eastAsia="맑은 고딕" w:hAnsi="맑은 고딕"/>
+          <w:color w:val="3C3429"/>
+          <w:sz w:val="17"/>
+          <w:szCs w:val="17"/>
+        </w:rPr>
+        <w:t xml:space="preserve">누락과 재고 소진이 한 실행에서 겹쳐도 셀이 멈추지 않고(교착 0회) 키트 20개가 모두 하역장(19개) 또는 불량 박스(1개)에 도달한다.</w:t>
+      </w:r>
+    </w:p>
+    <w:p>
+      <w:pPr>
+        <w:pStyle w:val="ListParagraph"/>
+        <w:numPr>
+          <w:ilvl w:val="0"/>
+          <w:numId w:val="2"/>
+        </w:numPr>
+        <w:spacing w:after="80" w:line="260"/>
+      </w:pPr>
+      <w:r>
+        <w:rPr>
+          <w:rFonts w:ascii="맑은 고딕" w:cs="맑은 고딕" w:eastAsia="맑은 고딕" w:hAnsi="맑은 고딕"/>
+          <w:color w:val="3C3429"/>
+          <w:sz w:val="17"/>
+          <w:szCs w:val="17"/>
+        </w:rPr>
+        <w:t xml:space="preserve">판정 코드는 정답 라벨을 읽지 않으며, 로그에서 판정 결과가 정답 슬롯(2)과 일치한다.</w:t>
       </w:r>
     </w:p>
     <w:p>

--- a/docs/MediKit_Twin_AURIX_시나리오서.docx
+++ b/docs/MediKit_Twin_AURIX_시나리오서.docx
@@ -6066,7 +6066,7 @@
                 <w:sz w:val="17"/>
                 <w:szCs w:val="17"/>
               </w:rPr>
-              <w:t xml:space="preserve">누락 확률 10%, 고정 누락 키트 순번 3, 랜덤 시드 고정.</w:t>
+              <w:t xml:space="preserve">누락 확률 10%, 고정 누락 키트 순번 3(키트 순번은 로봇암 A가 키트를 시작하는 투입 순서), 랜덤 시드 고정.</w:t>
             </w:r>
           </w:p>
         </w:tc>
